--- a/Submission Forms and Templates/Lab Templates/MASA Android Developer Test Report.docx
+++ b/Submission Forms and Templates/Lab Templates/MASA Android Developer Test Report.docx
@@ -541,6 +541,65 @@
             <w:r>
               <w:t>(IN COMPLIANCE, REMEDIATION REQUIRED)</w:t>
             </w:r>
+          </w:p>
+        </w:tc>
+      </w:tr>
+      <w:tr>
+        <w:trPr>
+          <w:trHeight w:val="420"/>
+          <w:jc w:val="center"/>
+        </w:trPr>
+        <w:tc>
+          <w:tcPr>
+            <w:tcW w:w="5145" w:type="dxa"/>
+            <w:tcMar>
+              <w:top w:w="100" w:type="dxa"/>
+              <w:left w:w="100" w:type="dxa"/>
+              <w:bottom w:w="100" w:type="dxa"/>
+              <w:right w:w="100" w:type="dxa"/>
+            </w:tcMar>
+          </w:tcPr>
+          <w:p>
+            <w:pPr>
+              <w:widowControl w:val="0"/>
+              <w:spacing w:line="240" w:lineRule="auto"/>
+              <w:ind w:left="180"/>
+            </w:pPr>
+          </w:p>
+          <w:p>
+            <w:pPr>
+              <w:widowControl w:val="0"/>
+              <w:spacing w:line="240" w:lineRule="auto"/>
+              <w:ind w:left="180"/>
+            </w:pPr>
+            <w:r>
+              <w:t>Engagement team members</w:t>
+            </w:r>
+          </w:p>
+          <w:p>
+            <w:pPr>
+              <w:widowControl w:val="0"/>
+              <w:spacing w:line="240" w:lineRule="auto"/>
+              <w:ind w:left="180"/>
+            </w:pPr>
+          </w:p>
+        </w:tc>
+        <w:tc>
+          <w:tcPr>
+            <w:tcW w:w="4215" w:type="dxa"/>
+            <w:shd w:val="clear" w:color="auto" w:fill="EFEFEF"/>
+            <w:tcMar>
+              <w:top w:w="100" w:type="dxa"/>
+              <w:left w:w="100" w:type="dxa"/>
+              <w:bottom w:w="100" w:type="dxa"/>
+              <w:right w:w="100" w:type="dxa"/>
+            </w:tcMar>
+          </w:tcPr>
+          <w:p>
+            <w:pPr>
+              <w:widowControl w:val="0"/>
+              <w:spacing w:line="240" w:lineRule="auto"/>
+            </w:pPr>
           </w:p>
         </w:tc>
       </w:tr>
@@ -6579,7 +6638,15 @@
               <w:spacing w:line="240" w:lineRule="auto"/>
             </w:pPr>
             <w:r>
-              <w:t>The app uses WebViews securely</w:t>
+              <w:t xml:space="preserve">The app uses </w:t>
+            </w:r>
+            <w:proofErr w:type="spellStart"/>
+            <w:r>
+              <w:t>WebViews</w:t>
+            </w:r>
+            <w:proofErr w:type="spellEnd"/>
+            <w:r>
+              <w:t xml:space="preserve"> securely</w:t>
             </w:r>
           </w:p>
         </w:tc>
@@ -7360,6 +7427,7 @@
                 <w:sz w:val="32"/>
                 <w:szCs w:val="32"/>
               </w:rPr>
+              <w:lastRenderedPageBreak/>
               <w:t>Resilience</w:t>
             </w:r>
           </w:p>
@@ -7389,6 +7457,7 @@
               <w:rPr>
                 <w:color w:val="FFFFFF"/>
               </w:rPr>
+              <w:lastRenderedPageBreak/>
               <w:t>Verdict</w:t>
             </w:r>
           </w:p>
@@ -8735,8 +8804,18 @@
                 <w:bCs/>
                 <w:color w:val="FFFFFF"/>
               </w:rPr>
-              <w:t>Contact name and Email</w:t>
-            </w:r>
+              <w:t xml:space="preserve">Contact name and </w:t>
+            </w:r>
+            <w:proofErr w:type="gramStart"/>
+            <w:r>
+              <w:rPr>
+                <w:b/>
+                <w:bCs/>
+                <w:color w:val="FFFFFF"/>
+              </w:rPr>
+              <w:t>Email</w:t>
+            </w:r>
+            <w:proofErr w:type="gramEnd"/>
           </w:p>
         </w:tc>
         <w:tc>
@@ -8993,6 +9072,7 @@
                 <w:bCs/>
                 <w:color w:val="FFFFFF"/>
               </w:rPr>
+              <w:lastRenderedPageBreak/>
               <w:t>(PASS)</w:t>
             </w:r>
           </w:p>
@@ -9013,6 +9093,7 @@
               <w:spacing w:line="240" w:lineRule="auto"/>
             </w:pPr>
             <w:r>
+              <w:lastRenderedPageBreak/>
               <w:t>NA</w:t>
             </w:r>
           </w:p>
@@ -9529,6 +9610,7 @@
           </w:tcPr>
           <w:p>
             <w:r>
+              <w:lastRenderedPageBreak/>
               <w:t>3</w:t>
             </w:r>
           </w:p>
@@ -9932,6 +10014,7 @@
               <w:rPr>
                 <w:color w:val="FFFFFF"/>
               </w:rPr>
+              <w:lastRenderedPageBreak/>
               <w:t>Result</w:t>
             </w:r>
           </w:p>
@@ -10749,6 +10832,7 @@
               <w:rPr>
                 <w:color w:val="FFFFFF"/>
               </w:rPr>
+              <w:lastRenderedPageBreak/>
               <w:t>Result</w:t>
             </w:r>
           </w:p>
@@ -11526,6 +11610,7 @@
       <w:bookmarkStart w:id="53" w:name="_locnz7oczwbc" w:colFirst="0" w:colLast="0"/>
       <w:bookmarkEnd w:id="53"/>
       <w:r>
+        <w:lastRenderedPageBreak/>
         <w:t>Verification Result</w:t>
       </w:r>
     </w:p>
@@ -11992,6 +12077,7 @@
       <w:bookmarkStart w:id="62" w:name="_ea1uxgzcfrns" w:colFirst="0" w:colLast="0"/>
       <w:bookmarkEnd w:id="62"/>
       <w:r>
+        <w:lastRenderedPageBreak/>
         <w:t>1.5.1.3 Any sensitive functionality exposed via IPC shall be intentional and at the minimum required level</w:t>
       </w:r>
     </w:p>
@@ -12304,7 +12390,15 @@
       <w:bookmarkStart w:id="68" w:name="_22310afnleab" w:colFirst="0" w:colLast="0"/>
       <w:bookmarkEnd w:id="68"/>
       <w:r>
-        <w:t>1.5.2 The app uses WebViews securely</w:t>
+        <w:t xml:space="preserve">1.5.2 The app uses </w:t>
+      </w:r>
+      <w:proofErr w:type="spellStart"/>
+      <w:r>
+        <w:t>WebViews</w:t>
+      </w:r>
+      <w:proofErr w:type="spellEnd"/>
+      <w:r>
+        <w:t xml:space="preserve"> securely</w:t>
       </w:r>
     </w:p>
     <w:p>
@@ -12314,7 +12408,15 @@
       <w:bookmarkStart w:id="69" w:name="_vcr3hvxh9tss" w:colFirst="0" w:colLast="0"/>
       <w:bookmarkEnd w:id="69"/>
       <w:r>
-        <w:t>1.5.2.1 WebViews shall securely execute JavaScript</w:t>
+        <w:t xml:space="preserve">1.5.2.1 </w:t>
+      </w:r>
+      <w:proofErr w:type="spellStart"/>
+      <w:r>
+        <w:t>WebViews</w:t>
+      </w:r>
+      <w:proofErr w:type="spellEnd"/>
+      <w:r>
+        <w:t xml:space="preserve"> shall securely execute JavaScript</w:t>
       </w:r>
     </w:p>
     <w:p>
@@ -12439,6 +12541,7 @@
               <w:rPr>
                 <w:color w:val="FFFFFF"/>
               </w:rPr>
+              <w:lastRenderedPageBreak/>
               <w:t>Comment</w:t>
             </w:r>
           </w:p>
@@ -12813,6 +12916,7 @@
       <w:bookmarkStart w:id="79" w:name="_r0ivgcvlh01n" w:colFirst="0" w:colLast="0"/>
       <w:bookmarkEnd w:id="79"/>
       <w:r>
+        <w:lastRenderedPageBreak/>
         <w:t>1.6 Code</w:t>
       </w:r>
     </w:p>
@@ -12833,7 +12937,15 @@
       <w:bookmarkStart w:id="81" w:name="_lcb4y9yasw8h" w:colFirst="0" w:colLast="0"/>
       <w:bookmarkEnd w:id="81"/>
       <w:r>
-        <w:t>1.6.1.1 The app shall set the targetSdkVersion to an up-to-date platform version</w:t>
+        <w:t xml:space="preserve">1.6.1.1 The app shall set the </w:t>
+      </w:r>
+      <w:proofErr w:type="spellStart"/>
+      <w:r>
+        <w:t>targetSdkVersion</w:t>
+      </w:r>
+      <w:proofErr w:type="spellEnd"/>
+      <w:r>
+        <w:t xml:space="preserve"> to an up-to-date platform version</w:t>
       </w:r>
     </w:p>
     <w:p>
@@ -13199,6 +13311,7 @@
       <w:bookmarkStart w:id="91" w:name="_x80gkjfqwuoh" w:colFirst="0" w:colLast="0"/>
       <w:bookmarkEnd w:id="91"/>
       <w:r>
+        <w:lastRenderedPageBreak/>
         <w:t>Verification Result</w:t>
       </w:r>
     </w:p>
@@ -13502,8 +13615,13 @@
       <w:bookmarkStart w:id="95" w:name="_2elbhcomjyw8" w:colFirst="0" w:colLast="0"/>
       <w:bookmarkEnd w:id="95"/>
       <w:r>
-        <w:t>1.6.3.3 Arbitrary URL redirects shall not be included in the app's webviews</w:t>
+        <w:t xml:space="preserve">1.6.3.3 Arbitrary URL redirects shall not be included in the app's </w:t>
       </w:r>
+      <w:proofErr w:type="spellStart"/>
+      <w:r>
+        <w:t>webviews</w:t>
+      </w:r>
+      <w:proofErr w:type="spellEnd"/>
     </w:p>
     <w:p>
       <w:pPr>
@@ -13664,7 +13782,15 @@
       <w:bookmarkStart w:id="98" w:name="_6897kymq08oh" w:colFirst="0" w:colLast="0"/>
       <w:bookmarkEnd w:id="98"/>
       <w:r>
-        <w:t>1.6.3.4 Any use of implicit intents shall be appropriate for the app's functionality and any return data shall be handled securely</w:t>
+        <w:t xml:space="preserve">1.6.3.4 Any use of implicit intents shall be appropriate for the app's </w:t>
+      </w:r>
+      <w:proofErr w:type="gramStart"/>
+      <w:r>
+        <w:t>functionality</w:t>
+      </w:r>
+      <w:proofErr w:type="gramEnd"/>
+      <w:r>
+        <w:t xml:space="preserve"> and any return data shall be handled securely</w:t>
       </w:r>
     </w:p>
     <w:p>
@@ -13685,6 +13811,7 @@
       <w:bookmarkStart w:id="100" w:name="_qjai1c4dsiy5" w:colFirst="0" w:colLast="0"/>
       <w:bookmarkEnd w:id="100"/>
       <w:r>
+        <w:lastRenderedPageBreak/>
         <w:t>Verification Result</w:t>
       </w:r>
     </w:p>
@@ -14185,7 +14312,15 @@
       <w:bookmarkStart w:id="111" w:name="_d5azx0yu10xk" w:colFirst="0" w:colLast="0"/>
       <w:bookmarkEnd w:id="111"/>
       <w:r>
-        <w:t>1.7.3.1 The app shall not be debuggable if installed from outside of commercial app stores</w:t>
+        <w:t xml:space="preserve">1.7.3.1 The app shall not be </w:t>
+      </w:r>
+      <w:proofErr w:type="spellStart"/>
+      <w:r>
+        <w:t>debuggable</w:t>
+      </w:r>
+      <w:proofErr w:type="spellEnd"/>
+      <w:r>
+        <w:t xml:space="preserve"> if installed from outside of commercial app stores</w:t>
       </w:r>
     </w:p>
     <w:p>
@@ -14517,6 +14652,7 @@
       <w:bookmarkStart w:id="119" w:name="_gt2ann8f7kxh" w:colFirst="0" w:colLast="0"/>
       <w:bookmarkEnd w:id="119"/>
       <w:r>
+        <w:lastRenderedPageBreak/>
         <w:t>1.8.2 The app is transparent about data collection and usage</w:t>
       </w:r>
     </w:p>
